--- a/00-首页/题组Word/专项卷/一分册/专项卷VII-教师版.docx
+++ b/00-首页/题组Word/专项卷/一分册/专项卷VII-教师版.docx
@@ -5221,7 +5221,27 @@
         <w:rPr>
           <w:rFonts w:hint="eastAsia" w:ascii="Times New Roman" w:hAnsi="Times New Roman" w:eastAsia="Times New Roman" w:cs="Times New Roman"/>
         </w:rPr>
-        <w:t>（N_A）</w:t>
+        <w:t>（</w:t>
+      </w:r>
+      <m:oMath>
+        <m:sSub>
+          <m:e>
+            <m:r>
+              <m:t>N</m:t>
+            </m:r>
+          </m:e>
+          <m:sub>
+            <m:r>
+              <m:t>A</m:t>
+            </m:r>
+          </m:sub>
+        </m:sSub>
+      </m:oMath>
+      <w:r>
+        <w:rPr>
+          <w:rFonts w:hint="eastAsia" w:ascii="Times New Roman" w:hAnsi="Times New Roman" w:eastAsia="Times New Roman" w:cs="Times New Roman"/>
+        </w:rPr>
+        <w:t>）</w:t>
       </w:r>
       <w:r>
         <w:rPr>
@@ -5233,7 +5253,33 @@
         <w:rPr>
           <w:rFonts w:ascii="Times New Roman" w:hAnsi="Times New Roman" w:eastAsia="Times New Roman" w:cs="Times New Roman"/>
         </w:rPr>
-        <w:t xml:space="preserve"> N_A = ____。</w:t>
+        <w:t xml:space="preserve"> </w:t>
+      </w:r>
+      <m:oMath>
+        <m:sSub>
+          <m:e>
+            <m:r>
+              <m:t>N</m:t>
+            </m:r>
+          </m:e>
+          <m:sub>
+            <m:r>
+              <m:t>A</m:t>
+            </m:r>
+          </m:sub>
+        </m:sSub>
+      </m:oMath>
+      <w:r>
+        <w:rPr>
+          <w:rFonts w:ascii="Times New Roman" w:hAnsi="Times New Roman" w:eastAsia="Times New Roman" w:cs="Times New Roman"/>
+        </w:rPr>
+        <w:t xml:space="preserve"> </w:t>
+      </w:r>
+      <w:r>
+        <w:rPr>
+          <w:rFonts w:ascii="Times New Roman" w:hAnsi="Times New Roman" w:eastAsia="Times New Roman" w:cs="Times New Roman"/>
+        </w:rPr>
+        <w:t xml:space="preserve">= ____。</w:t>
       </w:r>
     </w:p>
     <w:p>
@@ -9470,22 +9516,36 @@
         <w:rPr>
           <w:rFonts w:ascii="Times New Roman" w:hAnsi="Times New Roman" w:eastAsia="Times New Roman" w:cs="Times New Roman"/>
         </w:rPr>
-        <w:t xml:space="preserve"> PHF</w:t>
-      </w:r>
-      <w:r>
-        <w:rPr>
-          <w:rFonts w:ascii="Times New Roman" w:hAnsi="Times New Roman" w:eastAsia="Times New Roman" w:cs="Times New Roman"/>
-          <w:vertAlign w:val="subscript"/>
-        </w:rPr>
-        <w:t>3</w:t>
-      </w:r>
-      <w:r>
-        <w:rPr>
-          <w:rFonts w:ascii="Times New Roman" w:hAnsi="Times New Roman" w:eastAsia="Times New Roman" w:cs="Times New Roman"/>
-          <w:vertAlign w:val="superscript"/>
-        </w:rPr>
-        <w:t>+</w:t>
-      </w:r>
+        <w:t xml:space="preserve"> </w:t>
+      </w:r>
+      <m:oMath>
+        <m:r>
+          <m:t>P</m:t>
+        </m:r>
+        <m:r>
+          <m:t>H</m:t>
+        </m:r>
+        <m:sSubSup>
+          <m:e>
+            <m:r>
+              <m:t>F</m:t>
+            </m:r>
+          </m:e>
+          <m:sub>
+            <m:r>
+              <m:t>3</m:t>
+            </m:r>
+          </m:sub>
+          <m:sup>
+            <m:r>
+              <m:rPr>
+                <m:sty m:val="p"/>
+              </m:rPr>
+              <m:t>+</m:t>
+            </m:r>
+          </m:sup>
+        </m:sSubSup>
+      </m:oMath>
       <w:r>
         <w:rPr>
           <w:rFonts w:ascii="Times New Roman" w:hAnsi="Times New Roman" w:eastAsia="Times New Roman" w:cs="Times New Roman"/>
@@ -9546,22 +9606,36 @@
         <w:rPr>
           <w:rFonts w:ascii="Times New Roman" w:hAnsi="Times New Roman" w:eastAsia="Times New Roman" w:cs="Times New Roman"/>
         </w:rPr>
-        <w:t xml:space="preserve"> PHF</w:t>
-      </w:r>
-      <w:r>
-        <w:rPr>
-          <w:rFonts w:ascii="Times New Roman" w:hAnsi="Times New Roman" w:eastAsia="Times New Roman" w:cs="Times New Roman"/>
-          <w:vertAlign w:val="subscript"/>
-        </w:rPr>
-        <w:t>3</w:t>
-      </w:r>
-      <w:r>
-        <w:rPr>
-          <w:rFonts w:ascii="Times New Roman" w:hAnsi="Times New Roman" w:eastAsia="Times New Roman" w:cs="Times New Roman"/>
-          <w:vertAlign w:val="superscript"/>
-        </w:rPr>
-        <w:t>+</w:t>
-      </w:r>
+        <w:t xml:space="preserve"> </w:t>
+      </w:r>
+      <m:oMath>
+        <m:r>
+          <m:t>P</m:t>
+        </m:r>
+        <m:r>
+          <m:t>H</m:t>
+        </m:r>
+        <m:sSubSup>
+          <m:e>
+            <m:r>
+              <m:t>F</m:t>
+            </m:r>
+          </m:e>
+          <m:sub>
+            <m:r>
+              <m:t>3</m:t>
+            </m:r>
+          </m:sub>
+          <m:sup>
+            <m:r>
+              <m:rPr>
+                <m:sty m:val="p"/>
+              </m:rPr>
+              <m:t>+</m:t>
+            </m:r>
+          </m:sup>
+        </m:sSubSup>
+      </m:oMath>
       <w:r>
         <w:rPr>
           <w:rFonts w:ascii="Times New Roman" w:hAnsi="Times New Roman" w:eastAsia="Times New Roman" w:cs="Times New Roman"/>
@@ -10004,60 +10078,92 @@
         <w:rPr>
           <w:rFonts w:hint="eastAsia" w:ascii="Times New Roman" w:hAnsi="Times New Roman" w:eastAsia="Times New Roman" w:cs="Times New Roman"/>
         </w:rPr>
-        <w:t>：NO</w:t>
-      </w:r>
-      <w:r>
-        <w:rPr>
-          <w:rFonts w:hint="eastAsia" w:ascii="Times New Roman" w:hAnsi="Times New Roman" w:eastAsia="Times New Roman" w:cs="Times New Roman"/>
-          <w:vertAlign w:val="subscript"/>
-        </w:rPr>
-        <w:t>2</w:t>
-      </w:r>
-      <w:r>
-        <w:rPr>
-          <w:rFonts w:hint="eastAsia" w:ascii="Times New Roman" w:hAnsi="Times New Roman" w:eastAsia="Times New Roman" w:cs="Times New Roman"/>
-          <w:vertAlign w:val="superscript"/>
-        </w:rPr>
-        <w:t>+</w:t>
-      </w:r>
-      <w:r>
-        <w:rPr>
-          <w:rFonts w:hint="eastAsia" w:ascii="Times New Roman" w:hAnsi="Times New Roman" w:eastAsia="Times New Roman" w:cs="Times New Roman"/>
-        </w:rPr>
-        <w:t>、NO</w:t>
-      </w:r>
-      <w:r>
-        <w:rPr>
-          <w:rFonts w:hint="eastAsia" w:ascii="Times New Roman" w:hAnsi="Times New Roman" w:eastAsia="Times New Roman" w:cs="Times New Roman"/>
-          <w:vertAlign w:val="subscript"/>
-        </w:rPr>
-        <w:t>2</w:t>
-      </w:r>
-      <w:r>
-        <w:rPr>
-          <w:rFonts w:hint="eastAsia" w:ascii="Times New Roman" w:hAnsi="Times New Roman" w:eastAsia="Times New Roman" w:cs="Times New Roman"/>
-        </w:rPr>
-        <w:t>、NO</w:t>
-      </w:r>
-      <w:r>
-        <w:rPr>
-          <w:rFonts w:hint="eastAsia" w:ascii="Times New Roman" w:hAnsi="Times New Roman" w:eastAsia="Times New Roman" w:cs="Times New Roman"/>
-          <w:vertAlign w:val="subscript"/>
-        </w:rPr>
-        <w:t>2</w:t>
-      </w:r>
-      <w:r>
-        <w:rPr>
-          <w:rFonts w:hint="eastAsia" w:ascii="Times New Roman" w:hAnsi="Times New Roman" w:eastAsia="Times New Roman" w:cs="Times New Roman"/>
-          <w:vertAlign w:val="superscript"/>
-        </w:rPr>
-        <w:t>-</w:t>
-      </w:r>
-      <w:r>
-        <w:rPr>
-          <w:rFonts w:hint="eastAsia" w:ascii="Times New Roman" w:hAnsi="Times New Roman" w:eastAsia="Times New Roman" w:cs="Times New Roman"/>
-        </w:rPr>
-        <w:t>。</w:t>
+        <w:t>：</w:t>
+      </w:r>
+      <m:oMath>
+        <m:r>
+          <m:t>N</m:t>
+        </m:r>
+        <m:sSubSup>
+          <m:e>
+            <m:r>
+              <m:t>O</m:t>
+            </m:r>
+          </m:e>
+          <m:sub>
+            <m:r>
+              <m:t>2</m:t>
+            </m:r>
+          </m:sub>
+          <m:sup>
+            <m:r>
+              <m:rPr>
+                <m:sty m:val="p"/>
+              </m:rPr>
+              <m:t>+</m:t>
+            </m:r>
+          </m:sup>
+        </m:sSubSup>
+      </m:oMath>
+      <w:r>
+        <w:rPr>
+          <w:rFonts w:ascii="Times New Roman" w:hAnsi="Times New Roman" w:eastAsia="Times New Roman" w:cs="Times New Roman"/>
+        </w:rPr>
+        <w:t xml:space="preserve">、</w:t>
+      </w:r>
+      <m:oMath>
+        <m:r>
+          <m:t>N</m:t>
+        </m:r>
+        <m:sSub>
+          <m:e>
+            <m:r>
+              <m:t>O</m:t>
+            </m:r>
+          </m:e>
+          <m:sub>
+            <m:r>
+              <m:t>2</m:t>
+            </m:r>
+          </m:sub>
+        </m:sSub>
+      </m:oMath>
+      <w:r>
+        <w:rPr>
+          <w:rFonts w:ascii="Times New Roman" w:hAnsi="Times New Roman" w:eastAsia="Times New Roman" w:cs="Times New Roman"/>
+        </w:rPr>
+        <w:t xml:space="preserve">、</w:t>
+      </w:r>
+      <m:oMath>
+        <m:r>
+          <m:t>N</m:t>
+        </m:r>
+        <m:sSubSup>
+          <m:e>
+            <m:r>
+              <m:t>O</m:t>
+            </m:r>
+          </m:e>
+          <m:sub>
+            <m:r>
+              <m:t>2</m:t>
+            </m:r>
+          </m:sub>
+          <m:sup>
+            <m:r>
+              <m:rPr>
+                <m:sty m:val="p"/>
+              </m:rPr>
+              <m:t>−</m:t>
+            </m:r>
+          </m:sup>
+        </m:sSubSup>
+      </m:oMath>
+      <w:r>
+        <w:rPr>
+          <w:rFonts w:ascii="Times New Roman" w:hAnsi="Times New Roman" w:eastAsia="Times New Roman" w:cs="Times New Roman"/>
+        </w:rPr>
+        <w:t xml:space="preserve">。</w:t>
       </w:r>
     </w:p>
     <w:p>
@@ -12664,15 +12770,22 @@
         <w:rPr>
           <w:rFonts w:hint="eastAsia" w:ascii="Times New Roman" w:hAnsi="Times New Roman" w:eastAsia="Times New Roman" w:cs="Times New Roman"/>
         </w:rPr>
-        <w:t>、C</w:t>
-      </w:r>
-      <w:r>
-        <w:rPr>
-          <w:rFonts w:hint="eastAsia" w:ascii="Times New Roman" w:hAnsi="Times New Roman" w:eastAsia="Times New Roman" w:cs="Times New Roman"/>
-          <w:vertAlign w:val="subscript"/>
-        </w:rPr>
-        <w:t>60</w:t>
-      </w:r>
+        <w:t>、</w:t>
+      </w:r>
+      <m:oMath>
+        <m:sSub>
+          <m:e>
+            <m:r>
+              <m:t>C</m:t>
+            </m:r>
+          </m:e>
+          <m:sub>
+            <m:r>
+              <m:t>60</m:t>
+            </m:r>
+          </m:sub>
+        </m:sSub>
+      </m:oMath>
       <w:r>
         <w:rPr>
           <w:rFonts w:ascii="Times New Roman" w:hAnsi="Times New Roman" w:eastAsia="Times New Roman" w:cs="Times New Roman"/>
@@ -14834,15 +14947,31 @@
         <w:rPr>
           <w:rFonts w:ascii="Times New Roman" w:hAnsi="Times New Roman" w:eastAsia="Times New Roman" w:cs="Times New Roman"/>
         </w:rPr>
-        <w:t xml:space="preserve"> Mg</w:t>
-      </w:r>
-      <w:r>
-        <w:rPr>
-          <w:rFonts w:ascii="Times New Roman" w:hAnsi="Times New Roman" w:eastAsia="Times New Roman" w:cs="Times New Roman"/>
-          <w:vertAlign w:val="superscript"/>
-        </w:rPr>
-        <w:t>2+</w:t>
-      </w:r>
+        <w:t xml:space="preserve"> </w:t>
+      </w:r>
+      <m:oMath>
+        <m:r>
+          <m:t>M</m:t>
+        </m:r>
+        <m:sSup>
+          <m:e>
+            <m:r>
+              <m:t>g</m:t>
+            </m:r>
+          </m:e>
+          <m:sup>
+            <m:r>
+              <m:t>2</m:t>
+            </m:r>
+            <m:r>
+              <m:rPr>
+                <m:sty m:val="p"/>
+              </m:rPr>
+              <m:t>+</m:t>
+            </m:r>
+          </m:sup>
+        </m:sSup>
+      </m:oMath>
       <w:r>
         <w:rPr>
           <w:rFonts w:ascii="Times New Roman" w:hAnsi="Times New Roman" w:eastAsia="Times New Roman" w:cs="Times New Roman"/>
@@ -14859,15 +14988,31 @@
         <w:rPr>
           <w:rFonts w:ascii="Times New Roman" w:hAnsi="Times New Roman" w:eastAsia="Times New Roman" w:cs="Times New Roman"/>
         </w:rPr>
-        <w:t xml:space="preserve"> Be</w:t>
-      </w:r>
-      <w:r>
-        <w:rPr>
-          <w:rFonts w:ascii="Times New Roman" w:hAnsi="Times New Roman" w:eastAsia="Times New Roman" w:cs="Times New Roman"/>
-          <w:vertAlign w:val="superscript"/>
-        </w:rPr>
-        <w:t>2+</w:t>
-      </w:r>
+        <w:t xml:space="preserve"> </w:t>
+      </w:r>
+      <m:oMath>
+        <m:r>
+          <m:t>B</m:t>
+        </m:r>
+        <m:sSup>
+          <m:e>
+            <m:r>
+              <m:t>e</m:t>
+            </m:r>
+          </m:e>
+          <m:sup>
+            <m:r>
+              <m:t>2</m:t>
+            </m:r>
+            <m:r>
+              <m:rPr>
+                <m:sty m:val="p"/>
+              </m:rPr>
+              <m:t>+</m:t>
+            </m:r>
+          </m:sup>
+        </m:sSup>
+      </m:oMath>
       <w:r>
         <w:rPr>
           <w:rFonts w:ascii="Times New Roman" w:hAnsi="Times New Roman" w:eastAsia="Times New Roman" w:cs="Times New Roman"/>
@@ -14884,15 +15029,31 @@
         <w:rPr>
           <w:rFonts w:ascii="Times New Roman" w:hAnsi="Times New Roman" w:eastAsia="Times New Roman" w:cs="Times New Roman"/>
         </w:rPr>
-        <w:t xml:space="preserve"> Mg</w:t>
-      </w:r>
-      <w:r>
-        <w:rPr>
-          <w:rFonts w:ascii="Times New Roman" w:hAnsi="Times New Roman" w:eastAsia="Times New Roman" w:cs="Times New Roman"/>
-          <w:vertAlign w:val="superscript"/>
-        </w:rPr>
-        <w:t>2+</w:t>
-      </w:r>
+        <w:t xml:space="preserve"> </w:t>
+      </w:r>
+      <m:oMath>
+        <m:r>
+          <m:t>M</m:t>
+        </m:r>
+        <m:sSup>
+          <m:e>
+            <m:r>
+              <m:t>g</m:t>
+            </m:r>
+          </m:e>
+          <m:sup>
+            <m:r>
+              <m:t>2</m:t>
+            </m:r>
+            <m:r>
+              <m:rPr>
+                <m:sty m:val="p"/>
+              </m:rPr>
+              <m:t>+</m:t>
+            </m:r>
+          </m:sup>
+        </m:sSup>
+      </m:oMath>
       <w:r>
         <w:rPr>
           <w:rFonts w:ascii="Times New Roman" w:hAnsi="Times New Roman" w:eastAsia="Times New Roman" w:cs="Times New Roman"/>
@@ -14909,15 +15070,31 @@
         <w:rPr>
           <w:rFonts w:ascii="Times New Roman" w:hAnsi="Times New Roman" w:eastAsia="Times New Roman" w:cs="Times New Roman"/>
         </w:rPr>
-        <w:t xml:space="preserve"> Be</w:t>
-      </w:r>
-      <w:r>
-        <w:rPr>
-          <w:rFonts w:ascii="Times New Roman" w:hAnsi="Times New Roman" w:eastAsia="Times New Roman" w:cs="Times New Roman"/>
-          <w:vertAlign w:val="superscript"/>
-        </w:rPr>
-        <w:t>2+</w:t>
-      </w:r>
+        <w:t xml:space="preserve"> </w:t>
+      </w:r>
+      <m:oMath>
+        <m:r>
+          <m:t>B</m:t>
+        </m:r>
+        <m:sSup>
+          <m:e>
+            <m:r>
+              <m:t>e</m:t>
+            </m:r>
+          </m:e>
+          <m:sup>
+            <m:r>
+              <m:t>2</m:t>
+            </m:r>
+            <m:r>
+              <m:rPr>
+                <m:sty m:val="p"/>
+              </m:rPr>
+              <m:t>+</m:t>
+            </m:r>
+          </m:sup>
+        </m:sSup>
+      </m:oMath>
       <w:r>
         <w:rPr>
           <w:rFonts w:ascii="Times New Roman" w:hAnsi="Times New Roman" w:eastAsia="Times New Roman" w:cs="Times New Roman"/>
@@ -15428,20 +15605,27 @@
         <w:rPr>
           <w:rFonts w:ascii="Times New Roman" w:hAnsi="Times New Roman" w:eastAsia="Times New Roman" w:cs="Times New Roman"/>
         </w:rPr>
-        <w:t xml:space="preserve"> m</w:t>
-      </w:r>
-      <w:r>
-        <w:rPr>
-          <w:rFonts w:ascii="Times New Roman" w:hAnsi="Times New Roman" w:eastAsia="Times New Roman" w:cs="Times New Roman"/>
-          <w:vertAlign w:val="superscript"/>
-        </w:rPr>
-        <w:t>3</w:t>
-      </w:r>
-      <w:r>
-        <w:rPr>
-          <w:rFonts w:ascii="Times New Roman" w:hAnsi="Times New Roman" w:eastAsia="Times New Roman" w:cs="Times New Roman"/>
-        </w:rPr>
-        <w:t>(</w:t>
+        <w:t xml:space="preserve"> </w:t>
+      </w:r>
+      <m:oMath>
+        <m:sSup>
+          <m:e>
+            <m:r>
+              <m:t>m</m:t>
+            </m:r>
+          </m:e>
+          <m:sup>
+            <m:r>
+              <m:t>3</m:t>
+            </m:r>
+          </m:sup>
+        </m:sSup>
+      </m:oMath>
+      <w:r>
+        <w:rPr>
+          <w:rFonts w:ascii="Times New Roman" w:hAnsi="Times New Roman" w:eastAsia="Times New Roman" w:cs="Times New Roman"/>
+        </w:rPr>
+        <w:t xml:space="preserve">(</w:t>
       </w:r>
       <m:oMath>
         <m:oMathPr>
@@ -15956,15 +16140,28 @@
         <w:rPr>
           <w:rFonts w:ascii="Times New Roman" w:hAnsi="Times New Roman" w:eastAsia="Times New Roman" w:cs="Times New Roman"/>
         </w:rPr>
-        <w:t xml:space="preserve"> SiO</w:t>
-      </w:r>
-      <w:r>
-        <w:rPr>
-          <w:rFonts w:ascii="Times New Roman" w:hAnsi="Times New Roman" w:eastAsia="Times New Roman" w:cs="Times New Roman"/>
-          <w:vertAlign w:val="subscript"/>
-        </w:rPr>
-        <w:t>2</w:t>
-      </w:r>
+        <w:t xml:space="preserve"> </w:t>
+      </w:r>
+      <m:oMath>
+        <m:r>
+          <m:t>S</m:t>
+        </m:r>
+        <m:r>
+          <m:t>i</m:t>
+        </m:r>
+        <m:sSub>
+          <m:e>
+            <m:r>
+              <m:t>O</m:t>
+            </m:r>
+          </m:e>
+          <m:sub>
+            <m:r>
+              <m:t>2</m:t>
+            </m:r>
+          </m:sub>
+        </m:sSub>
+      </m:oMath>
       <w:r>
         <w:rPr>
           <w:rFonts w:ascii="Times New Roman" w:hAnsi="Times New Roman" w:eastAsia="Times New Roman" w:cs="Times New Roman"/>
@@ -16908,15 +17105,28 @@
         <w:rPr>
           <w:rFonts w:ascii="Times New Roman" w:hAnsi="Times New Roman" w:eastAsia="Times New Roman" w:cs="Times New Roman"/>
         </w:rPr>
-        <w:t xml:space="preserve"> CN</w:t>
-      </w:r>
-      <w:r>
-        <w:rPr>
-          <w:rFonts w:ascii="Times New Roman" w:hAnsi="Times New Roman" w:eastAsia="Times New Roman" w:cs="Times New Roman"/>
-          <w:vertAlign w:val="superscript"/>
-        </w:rPr>
-        <w:t>-</w:t>
-      </w:r>
+        <w:t xml:space="preserve"> </w:t>
+      </w:r>
+      <m:oMath>
+        <m:r>
+          <m:t>C</m:t>
+        </m:r>
+        <m:sSup>
+          <m:e>
+            <m:r>
+              <m:t>N</m:t>
+            </m:r>
+          </m:e>
+          <m:sup>
+            <m:r>
+              <m:rPr>
+                <m:sty m:val="p"/>
+              </m:rPr>
+              <m:t>−</m:t>
+            </m:r>
+          </m:sup>
+        </m:sSup>
+      </m:oMath>
       <w:r>
         <w:rPr>
           <w:rFonts w:ascii="Times New Roman" w:hAnsi="Times New Roman" w:eastAsia="Times New Roman" w:cs="Times New Roman"/>
@@ -16943,19 +17153,29 @@
           <w:numId w:val="1024"/>
         </w:numPr>
       </w:pPr>
-      <w:r>
-        <w:rPr>
-          <w:rFonts w:ascii="Times New Roman" w:hAnsi="Times New Roman" w:eastAsia="Times New Roman" w:cs="Times New Roman"/>
-        </w:rPr>
-        <w:t>HgCl</w:t>
-      </w:r>
-      <w:r>
-        <w:rPr>
-          <w:rFonts w:ascii="Times New Roman" w:hAnsi="Times New Roman" w:eastAsia="Times New Roman" w:cs="Times New Roman"/>
-          <w:vertAlign w:val="subscript"/>
-        </w:rPr>
-        <w:t>2</w:t>
-      </w:r>
+      <m:oMath>
+        <m:r>
+          <m:t>H</m:t>
+        </m:r>
+        <m:r>
+          <m:t>g</m:t>
+        </m:r>
+        <m:r>
+          <m:t>C</m:t>
+        </m:r>
+        <m:sSub>
+          <m:e>
+            <m:r>
+              <m:t>l</m:t>
+            </m:r>
+          </m:e>
+          <m:sub>
+            <m:r>
+              <m:t>2</m:t>
+            </m:r>
+          </m:sub>
+        </m:sSub>
+      </m:oMath>
       <w:r>
         <w:rPr>
           <w:rFonts w:ascii="Times New Roman" w:hAnsi="Times New Roman" w:eastAsia="Times New Roman" w:cs="Times New Roman"/>
@@ -18811,15 +19031,28 @@
         <w:rPr>
           <w:rFonts w:ascii="Times New Roman" w:hAnsi="Times New Roman" w:eastAsia="Times New Roman" w:cs="Times New Roman"/>
         </w:rPr>
-        <w:t xml:space="preserve"> PCl</w:t>
-      </w:r>
-      <w:r>
-        <w:rPr>
-          <w:rFonts w:ascii="Times New Roman" w:hAnsi="Times New Roman" w:eastAsia="Times New Roman" w:cs="Times New Roman"/>
-          <w:vertAlign w:val="subscript"/>
-        </w:rPr>
-        <w:t>5</w:t>
-      </w:r>
+        <w:t xml:space="preserve"> </w:t>
+      </w:r>
+      <m:oMath>
+        <m:r>
+          <m:t>P</m:t>
+        </m:r>
+        <m:r>
+          <m:t>C</m:t>
+        </m:r>
+        <m:sSub>
+          <m:e>
+            <m:r>
+              <m:t>l</m:t>
+            </m:r>
+          </m:e>
+          <m:sub>
+            <m:r>
+              <m:t>5</m:t>
+            </m:r>
+          </m:sub>
+        </m:sSub>
+      </m:oMath>
       <w:r>
         <w:rPr>
           <w:rFonts w:ascii="Times New Roman" w:hAnsi="Times New Roman" w:eastAsia="Times New Roman" w:cs="Times New Roman"/>
@@ -19125,15 +19358,28 @@
         <w:rPr>
           <w:rFonts w:ascii="Times New Roman" w:hAnsi="Times New Roman" w:eastAsia="Times New Roman" w:cs="Times New Roman"/>
         </w:rPr>
-        <w:t xml:space="preserve"> PCl</w:t>
-      </w:r>
-      <w:r>
-        <w:rPr>
-          <w:rFonts w:ascii="Times New Roman" w:hAnsi="Times New Roman" w:eastAsia="Times New Roman" w:cs="Times New Roman"/>
-          <w:vertAlign w:val="subscript"/>
-        </w:rPr>
-        <w:t>5</w:t>
-      </w:r>
+        <w:t xml:space="preserve"> </w:t>
+      </w:r>
+      <m:oMath>
+        <m:r>
+          <m:t>P</m:t>
+        </m:r>
+        <m:r>
+          <m:t>C</m:t>
+        </m:r>
+        <m:sSub>
+          <m:e>
+            <m:r>
+              <m:t>l</m:t>
+            </m:r>
+          </m:e>
+          <m:sub>
+            <m:r>
+              <m:t>5</m:t>
+            </m:r>
+          </m:sub>
+        </m:sSub>
+      </m:oMath>
       <w:r>
         <w:rPr>
           <w:rFonts w:ascii="Times New Roman" w:hAnsi="Times New Roman" w:eastAsia="Times New Roman" w:cs="Times New Roman"/>
@@ -19522,19 +19768,26 @@
           <w:numId w:val="1026"/>
         </w:numPr>
       </w:pPr>
-      <w:r>
-        <w:rPr>
-          <w:rFonts w:ascii="Times New Roman" w:hAnsi="Times New Roman" w:eastAsia="Times New Roman" w:cs="Times New Roman"/>
-        </w:rPr>
-        <w:t>PCl</w:t>
-      </w:r>
-      <w:r>
-        <w:rPr>
-          <w:rFonts w:ascii="Times New Roman" w:hAnsi="Times New Roman" w:eastAsia="Times New Roman" w:cs="Times New Roman"/>
-          <w:vertAlign w:val="subscript"/>
-        </w:rPr>
-        <w:t>5</w:t>
-      </w:r>
+      <m:oMath>
+        <m:r>
+          <m:t>P</m:t>
+        </m:r>
+        <m:r>
+          <m:t>C</m:t>
+        </m:r>
+        <m:sSub>
+          <m:e>
+            <m:r>
+              <m:t>l</m:t>
+            </m:r>
+          </m:e>
+          <m:sub>
+            <m:r>
+              <m:t>5</m:t>
+            </m:r>
+          </m:sub>
+        </m:sSub>
+      </m:oMath>
       <w:r>
         <w:rPr>
           <w:rFonts w:ascii="Times New Roman" w:hAnsi="Times New Roman" w:eastAsia="Times New Roman" w:cs="Times New Roman"/>
@@ -22639,7 +22892,7 @@
     <ns0:name ns0:val="Verbatim Char"/>
     <ns0:basedOn ns0:val="BodyTextChar"/>
     <ns0:rPr>
-      <ns0:rFonts ns0:ascii="Times New Roman" ns0:cs="Times New Roman" ns0:eastAsia="FangSong" ns0:hAnsi="Times New Roman"/>
+      <ns0:rFonts ns0:ascii="SimSun" ns0:cs="SimSun" ns0:eastAsia="SimSun" ns0:hAnsi="SimSun"/>
       <ns0:b ns0:val="0"/>
       <ns0:sz ns0:val="20"/>
     </ns0:rPr>
@@ -22693,7 +22946,7 @@
       <w:wordWrap w:val="off"/>
     </w:pPr>
     <ns0:rPr>
-      <w:rFonts ns0:ascii="Times New Roman" ns0:hAnsi="Times New Roman" ns0:eastAsia="FangSong" ns0:cs="Times New Roman"/>
+      <w:rFonts ns0:ascii="SimSun" ns0:hAnsi="SimSun" ns0:eastAsia="SimSun" ns0:cs="SimSun"/>
     </ns0:rPr>
   </w:style>
   <w:style w:type="character" w:customStyle="1" w:styleId="KeywordTok">

--- a/00-首页/题组Word/专项卷/一分册/专项卷VII-教师版.docx
+++ b/00-首页/题组Word/专项卷/一分册/专项卷VII-教师版.docx
@@ -1178,12 +1178,53 @@
     <w:p>
       <w:pPr>
         <w:pStyle w:val="BodyText"/>
-      </w:pPr>
-      <w:r>
-        <w:rPr>
-          <w:rFonts w:ascii="Times New Roman" w:hAnsi="Times New Roman" w:eastAsia="Times New Roman" w:cs="Times New Roman"/>
-        </w:rPr>
-        <w:t xml:space="preserve">A. ①③　B. ②④　C. ①④　D. ②③</w:t>
+        <w:ind w:left="480" w:hanging="480"/>
+        <w:spacing w:after="0"/>
+      </w:pPr>
+      <w:r>
+        <w:rPr>
+          <w:rFonts w:ascii="Times New Roman" w:hAnsi="Times New Roman" w:eastAsia="Times New Roman" w:cs="Times New Roman"/>
+        </w:rPr>
+        <w:t xml:space="preserve">A. ①③　</w:t>
+      </w:r>
+    </w:p>
+    <w:p>
+      <w:pPr>
+        <w:pStyle w:val="BodyText"/>
+        <w:ind w:left="480" w:hanging="480"/>
+        <w:spacing w:before="0" w:after="0"/>
+      </w:pPr>
+      <w:r>
+        <w:rPr>
+          <w:rFonts w:ascii="Times New Roman" w:hAnsi="Times New Roman" w:eastAsia="Times New Roman" w:cs="Times New Roman"/>
+        </w:rPr>
+        <w:t xml:space="preserve">B. ②④　</w:t>
+      </w:r>
+    </w:p>
+    <w:p>
+      <w:pPr>
+        <w:pStyle w:val="BodyText"/>
+        <w:ind w:left="480" w:hanging="480"/>
+        <w:spacing w:before="0" w:after="0"/>
+      </w:pPr>
+      <w:r>
+        <w:rPr>
+          <w:rFonts w:ascii="Times New Roman" w:hAnsi="Times New Roman" w:eastAsia="Times New Roman" w:cs="Times New Roman"/>
+        </w:rPr>
+        <w:t xml:space="preserve">C. ①④　</w:t>
+      </w:r>
+    </w:p>
+    <w:p>
+      <w:pPr>
+        <w:pStyle w:val="BodyText"/>
+        <w:ind w:left="480" w:hanging="480"/>
+        <w:spacing w:before="0" w:after="180"/>
+      </w:pPr>
+      <w:r>
+        <w:rPr>
+          <w:rFonts w:ascii="Times New Roman" w:hAnsi="Times New Roman" w:eastAsia="Times New Roman" w:cs="Times New Roman"/>
+        </w:rPr>
+        <w:t xml:space="preserve">D. ②③</w:t>
       </w:r>
     </w:p>
     <w:p>
@@ -2983,7 +3024,7 @@
         </w:rPr>
         <w:drawing>
           <wp:inline>
-            <wp:extent cx="3240000" cy="3039504"/>
+            <wp:extent cx="3240000" cy="3015446"/>
             <wp:effectExtent b="0" l="0" r="0" t="0"/>
             <wp:docPr descr="" title="" id="19" name="Picture"/>
             <a:graphic>
@@ -3004,7 +3045,7 @@
                   <pic:spPr bwMode="auto">
                     <a:xfrm>
                       <a:off x="0" y="0"/>
-                      <a:ext cx="3240000" cy="3039504"/>
+                      <a:ext cx="3240000" cy="3015446"/>
                     </a:xfrm>
                     <a:prstGeom prst="rect">
                       <a:avLst/>
@@ -5810,7 +5851,7 @@
         </w:rPr>
         <w:drawing>
           <wp:inline>
-            <wp:extent cx="3600000" cy="2143902"/>
+            <wp:extent cx="3600000" cy="2137959"/>
             <wp:effectExtent b="0" l="0" r="0" t="0"/>
             <wp:docPr descr="" title="" id="30" name="Picture"/>
             <a:graphic>
@@ -5831,7 +5872,7 @@
                   <pic:spPr bwMode="auto">
                     <a:xfrm>
                       <a:off x="0" y="0"/>
-                      <a:ext cx="3600000" cy="2143902"/>
+                      <a:ext cx="3600000" cy="2137959"/>
                     </a:xfrm>
                     <a:prstGeom prst="rect">
                       <a:avLst/>
@@ -12192,12 +12233,7 @@
       </w:r>
     </w:p>
     <w:p>
-      <w:pPr>
-        <w:numPr>
-          <w:ilvl w:val="0"/>
-          <w:numId w:val="1013"/>
-        </w:numPr>
-      </w:pPr>
+      <w:pPr/>
       <w:r>
         <w:rPr>
           <w:rFonts w:hint="eastAsia" w:ascii="Times New Roman" w:hAnsi="Times New Roman" w:eastAsia="Times New Roman" w:cs="Times New Roman"/>
@@ -12923,7 +12959,7 @@
         </w:rPr>
         <w:drawing>
           <wp:inline>
-            <wp:extent cx="3240000" cy="2802413"/>
+            <wp:extent cx="3239999" cy="2802413"/>
             <wp:effectExtent b="0" l="0" r="0" t="0"/>
             <wp:docPr descr="" title="" id="62" name="Picture"/>
             <a:graphic>
@@ -12944,7 +12980,7 @@
                   <pic:spPr bwMode="auto">
                     <a:xfrm>
                       <a:off x="0" y="0"/>
-                      <a:ext cx="3240000" cy="2802413"/>
+                      <a:ext cx="3239999" cy="2802413"/>
                     </a:xfrm>
                     <a:prstGeom prst="rect">
                       <a:avLst/>
@@ -14776,7 +14812,7 @@
         </w:rPr>
         <w:drawing>
           <wp:inline>
-            <wp:extent cx="3600000" cy="2031901"/>
+            <wp:extent cx="3600000" cy="2000000"/>
             <wp:effectExtent b="0" l="0" r="0" t="0"/>
             <wp:docPr descr="" title="" id="71" name="Picture"/>
             <a:graphic>
@@ -14797,7 +14833,7 @@
                   <pic:spPr bwMode="auto">
                     <a:xfrm>
                       <a:off x="0" y="0"/>
-                      <a:ext cx="3600000" cy="2031901"/>
+                      <a:ext cx="3600000" cy="2000000"/>
                     </a:xfrm>
                     <a:prstGeom prst="rect">
                       <a:avLst/>

--- a/00-首页/题组Word/专项卷/一分册/专项卷VII-教师版.docx
+++ b/00-首页/题组Word/专项卷/一分册/专项卷VII-教师版.docx
@@ -620,6 +620,14 @@
       <w:tblPr>
         <w:tblStyle w:val="Table"/>
         <w:tblW w:type="auto" w:w="0"/>
+        <w:tblBorders>
+          <w:top w:val="single" w:sz="12" w:space="0" w:color="000000"/>
+          <w:left w:val="none" w:sz="0" w:space="0" w:color="auto"/>
+          <w:bottom w:val="single" w:sz="12" w:space="0" w:color="000000"/>
+          <w:right w:val="none" w:sz="0" w:space="0" w:color="auto"/>
+          <w:insideH w:val="none" w:sz="0" w:space="0" w:color="auto"/>
+          <w:insideV w:val="none" w:sz="0" w:space="0" w:color="auto"/>
+        </w:tblBorders>
         <w:tblLook w:firstRow="1" w:lastRow="0" w:firstColumn="0" w:lastColumn="0" w:noHBand="0" w:noVBand="0" w:val="0020"/>
       </w:tblPr>
       <w:tblGrid>
@@ -631,7 +639,11 @@
           <w:tblHeader w:val="on"/>
         </w:trPr>
         <w:tc>
-          <w:tcPr/>
+          <w:tcPr>
+            <w:tcBorders>
+              <w:bottom w:val="single" w:sz="8" w:space="0" w:color="000000"/>
+            </w:tcBorders>
+          </w:tcPr>
           <w:p>
             <w:pPr>
               <w:pStyle w:val="Compact"/>
@@ -647,7 +659,11 @@
           </w:p>
         </w:tc>
         <w:tc>
-          <w:tcPr/>
+          <w:tcPr>
+            <w:tcBorders>
+              <w:bottom w:val="single" w:sz="8" w:space="0" w:color="000000"/>
+            </w:tcBorders>
+          </w:tcPr>
           <w:p>
             <w:pPr>
               <w:pStyle w:val="Compact"/>
@@ -1178,8 +1194,8 @@
     <w:p>
       <w:pPr>
         <w:pStyle w:val="BodyText"/>
+        <w:spacing w:before="0" w:after="0"/>
         <w:ind w:left="480" w:hanging="480"/>
-        <w:spacing w:after="0"/>
       </w:pPr>
       <w:r>
         <w:rPr>
@@ -1191,34 +1207,34 @@
     <w:p>
       <w:pPr>
         <w:pStyle w:val="BodyText"/>
+        <w:spacing w:before="0" w:after="0"/>
         <w:ind w:left="480" w:hanging="480"/>
+      </w:pPr>
+      <w:r>
+        <w:rPr>
+          <w:rFonts w:ascii="Times New Roman" w:hAnsi="Times New Roman" w:eastAsia="Times New Roman" w:cs="Times New Roman"/>
+        </w:rPr>
+        <w:t xml:space="preserve">B. ②④　</w:t>
+      </w:r>
+    </w:p>
+    <w:p>
+      <w:pPr>
+        <w:pStyle w:val="BodyText"/>
         <w:spacing w:before="0" w:after="0"/>
-      </w:pPr>
-      <w:r>
-        <w:rPr>
-          <w:rFonts w:ascii="Times New Roman" w:hAnsi="Times New Roman" w:eastAsia="Times New Roman" w:cs="Times New Roman"/>
-        </w:rPr>
-        <w:t xml:space="preserve">B. ②④　</w:t>
+        <w:ind w:left="480" w:hanging="480"/>
+      </w:pPr>
+      <w:r>
+        <w:rPr>
+          <w:rFonts w:ascii="Times New Roman" w:hAnsi="Times New Roman" w:eastAsia="Times New Roman" w:cs="Times New Roman"/>
+        </w:rPr>
+        <w:t xml:space="preserve">C. ①④　</w:t>
       </w:r>
     </w:p>
     <w:p>
       <w:pPr>
         <w:pStyle w:val="BodyText"/>
+        <w:spacing w:before="0" w:after="0"/>
         <w:ind w:left="480" w:hanging="480"/>
-        <w:spacing w:before="0" w:after="0"/>
-      </w:pPr>
-      <w:r>
-        <w:rPr>
-          <w:rFonts w:ascii="Times New Roman" w:hAnsi="Times New Roman" w:eastAsia="Times New Roman" w:cs="Times New Roman"/>
-        </w:rPr>
-        <w:t xml:space="preserve">C. ①④　</w:t>
-      </w:r>
-    </w:p>
-    <w:p>
-      <w:pPr>
-        <w:pStyle w:val="BodyText"/>
-        <w:ind w:left="480" w:hanging="480"/>
-        <w:spacing w:before="0" w:after="180"/>
       </w:pPr>
       <w:r>
         <w:rPr>
@@ -1880,6 +1896,7 @@
     <w:p>
       <w:pPr>
         <w:pStyle w:val="BodyText"/>
+        <w:spacing w:before="0" w:after="0"/>
       </w:pPr>
       <w:r>
         <w:rPr>
@@ -2045,6 +2062,7 @@
     <w:p>
       <w:pPr>
         <w:pStyle w:val="BodyText"/>
+        <w:spacing w:before="0" w:after="0"/>
       </w:pPr>
       <w:r>
         <w:rPr>
@@ -2192,6 +2210,7 @@
     <w:p>
       <w:pPr>
         <w:pStyle w:val="BodyText"/>
+        <w:spacing w:before="0" w:after="0"/>
       </w:pPr>
       <w:r>
         <w:rPr>
@@ -2375,6 +2394,7 @@
     <w:p>
       <w:pPr>
         <w:pStyle w:val="BodyText"/>
+        <w:spacing w:before="0" w:after="0"/>
       </w:pPr>
       <w:r>
         <w:rPr>
@@ -2631,6 +2651,14 @@
         <w:tblStyle w:val="Table"/>
         <w:tblW w:type="pct" w:w="5000"/>
         <w:tblLayout w:type="fixed"/>
+        <w:tblBorders>
+          <w:top w:val="single" w:sz="12" w:space="0" w:color="000000"/>
+          <w:left w:val="none" w:sz="0" w:space="0" w:color="auto"/>
+          <w:bottom w:val="single" w:sz="12" w:space="0" w:color="000000"/>
+          <w:right w:val="none" w:sz="0" w:space="0" w:color="auto"/>
+          <w:insideH w:val="none" w:sz="0" w:space="0" w:color="auto"/>
+          <w:insideV w:val="none" w:sz="0" w:space="0" w:color="auto"/>
+        </w:tblBorders>
         <w:tblLook w:firstRow="1" w:lastRow="0" w:firstColumn="0" w:lastColumn="0" w:noHBand="0" w:noVBand="0" w:val="0020"/>
       </w:tblPr>
       <w:tblGrid>
@@ -2642,7 +2670,11 @@
           <w:tblHeader w:val="on"/>
         </w:trPr>
         <w:tc>
-          <w:tcPr/>
+          <w:tcPr>
+            <w:tcBorders>
+              <w:bottom w:val="single" w:sz="8" w:space="0" w:color="000000"/>
+            </w:tcBorders>
+          </w:tcPr>
           <w:p>
             <w:pPr>
               <w:pStyle w:val="Compact"/>
@@ -2658,7 +2690,11 @@
           </w:p>
         </w:tc>
         <w:tc>
-          <w:tcPr/>
+          <w:tcPr>
+            <w:tcBorders>
+              <w:bottom w:val="single" w:sz="8" w:space="0" w:color="000000"/>
+            </w:tcBorders>
+          </w:tcPr>
           <w:p>
             <w:pPr>
               <w:pStyle w:val="Compact"/>
@@ -3067,6 +3103,7 @@
     <w:p>
       <w:pPr>
         <w:pStyle w:val="BodyText"/>
+        <w:spacing w:before="0" w:after="0"/>
       </w:pPr>
       <w:r>
         <w:rPr>
@@ -3319,6 +3356,7 @@
     <w:p>
       <w:pPr>
         <w:pStyle w:val="BodyText"/>
+        <w:spacing w:before="0" w:after="0"/>
       </w:pPr>
       <w:r>
         <w:rPr>
@@ -3599,6 +3637,7 @@
     <w:p>
       <w:pPr>
         <w:pStyle w:val="BodyText"/>
+        <w:spacing w:before="0" w:after="0"/>
       </w:pPr>
       <w:r>
         <w:rPr>
@@ -3839,6 +3878,7 @@
     <w:p>
       <w:pPr>
         <w:pStyle w:val="BodyText"/>
+        <w:spacing w:before="0" w:after="0"/>
       </w:pPr>
       <w:r>
         <w:rPr>
@@ -4586,6 +4626,14 @@
       <w:tblPr>
         <w:tblStyle w:val="Table"/>
         <w:tblW w:type="auto" w:w="0"/>
+        <w:tblBorders>
+          <w:top w:val="single" w:sz="12" w:space="0" w:color="000000"/>
+          <w:left w:val="none" w:sz="0" w:space="0" w:color="auto"/>
+          <w:bottom w:val="single" w:sz="12" w:space="0" w:color="000000"/>
+          <w:right w:val="none" w:sz="0" w:space="0" w:color="auto"/>
+          <w:insideH w:val="none" w:sz="0" w:space="0" w:color="auto"/>
+          <w:insideV w:val="none" w:sz="0" w:space="0" w:color="auto"/>
+        </w:tblBorders>
         <w:tblLook w:firstRow="1" w:lastRow="0" w:firstColumn="0" w:lastColumn="0" w:noHBand="0" w:noVBand="0" w:val="0020"/>
       </w:tblPr>
       <w:tblGrid>
@@ -4597,7 +4645,11 @@
           <w:tblHeader w:val="on"/>
         </w:trPr>
         <w:tc>
-          <w:tcPr/>
+          <w:tcPr>
+            <w:tcBorders>
+              <w:bottom w:val="single" w:sz="8" w:space="0" w:color="000000"/>
+            </w:tcBorders>
+          </w:tcPr>
           <w:p>
             <w:pPr>
               <w:pStyle w:val="Compact"/>
@@ -4613,7 +4665,11 @@
           </w:p>
         </w:tc>
         <w:tc>
-          <w:tcPr/>
+          <w:tcPr>
+            <w:tcBorders>
+              <w:bottom w:val="single" w:sz="8" w:space="0" w:color="000000"/>
+            </w:tcBorders>
+          </w:tcPr>
           <w:p>
             <w:pPr>
               <w:pStyle w:val="Compact"/>
@@ -5439,6 +5495,14 @@
       <w:tblPr>
         <w:tblStyle w:val="Table"/>
         <w:tblW w:type="auto" w:w="0"/>
+        <w:tblBorders>
+          <w:top w:val="single" w:sz="12" w:space="0" w:color="000000"/>
+          <w:left w:val="none" w:sz="0" w:space="0" w:color="auto"/>
+          <w:bottom w:val="single" w:sz="12" w:space="0" w:color="000000"/>
+          <w:right w:val="none" w:sz="0" w:space="0" w:color="auto"/>
+          <w:insideH w:val="none" w:sz="0" w:space="0" w:color="auto"/>
+          <w:insideV w:val="none" w:sz="0" w:space="0" w:color="auto"/>
+        </w:tblBorders>
         <w:tblLook w:firstRow="1" w:lastRow="0" w:firstColumn="0" w:lastColumn="0" w:noHBand="0" w:noVBand="0" w:val="0020"/>
       </w:tblPr>
       <w:tblGrid>
@@ -5450,7 +5514,11 @@
           <w:tblHeader w:val="on"/>
         </w:trPr>
         <w:tc>
-          <w:tcPr/>
+          <w:tcPr>
+            <w:tcBorders>
+              <w:bottom w:val="single" w:sz="8" w:space="0" w:color="000000"/>
+            </w:tcBorders>
+          </w:tcPr>
           <w:p>
             <w:pPr>
               <w:pStyle w:val="Compact"/>
@@ -5466,7 +5534,11 @@
           </w:p>
         </w:tc>
         <w:tc>
-          <w:tcPr/>
+          <w:tcPr>
+            <w:tcBorders>
+              <w:bottom w:val="single" w:sz="8" w:space="0" w:color="000000"/>
+            </w:tcBorders>
+          </w:tcPr>
           <w:p>
             <w:pPr>
               <w:pStyle w:val="Compact"/>
@@ -6441,6 +6513,14 @@
       <w:tblPr>
         <w:tblStyle w:val="Table"/>
         <w:tblW w:type="auto" w:w="0"/>
+        <w:tblBorders>
+          <w:top w:val="single" w:sz="12" w:space="0" w:color="000000"/>
+          <w:left w:val="none" w:sz="0" w:space="0" w:color="auto"/>
+          <w:bottom w:val="single" w:sz="12" w:space="0" w:color="000000"/>
+          <w:right w:val="none" w:sz="0" w:space="0" w:color="auto"/>
+          <w:insideH w:val="none" w:sz="0" w:space="0" w:color="auto"/>
+          <w:insideV w:val="none" w:sz="0" w:space="0" w:color="auto"/>
+        </w:tblBorders>
         <w:tblLook w:firstRow="1" w:lastRow="0" w:firstColumn="0" w:lastColumn="0" w:noHBand="0" w:noVBand="0" w:val="0020"/>
       </w:tblPr>
       <w:tblGrid>
@@ -6452,7 +6532,11 @@
           <w:tblHeader w:val="on"/>
         </w:trPr>
         <w:tc>
-          <w:tcPr/>
+          <w:tcPr>
+            <w:tcBorders>
+              <w:bottom w:val="single" w:sz="8" w:space="0" w:color="000000"/>
+            </w:tcBorders>
+          </w:tcPr>
           <w:p>
             <w:pPr>
               <w:pStyle w:val="Compact"/>
@@ -6468,7 +6552,11 @@
           </w:p>
         </w:tc>
         <w:tc>
-          <w:tcPr/>
+          <w:tcPr>
+            <w:tcBorders>
+              <w:bottom w:val="single" w:sz="8" w:space="0" w:color="000000"/>
+            </w:tcBorders>
+          </w:tcPr>
           <w:p>
             <w:pPr>
               <w:pStyle w:val="Compact"/>
@@ -7292,6 +7380,14 @@
         <w:tblStyle w:val="Table"/>
         <w:tblW w:type="pct" w:w="5000"/>
         <w:tblLayout w:type="fixed"/>
+        <w:tblBorders>
+          <w:top w:val="single" w:sz="12" w:space="0" w:color="000000"/>
+          <w:left w:val="none" w:sz="0" w:space="0" w:color="auto"/>
+          <w:bottom w:val="single" w:sz="12" w:space="0" w:color="000000"/>
+          <w:right w:val="none" w:sz="0" w:space="0" w:color="auto"/>
+          <w:insideH w:val="none" w:sz="0" w:space="0" w:color="auto"/>
+          <w:insideV w:val="none" w:sz="0" w:space="0" w:color="auto"/>
+        </w:tblBorders>
         <w:tblLook w:firstRow="1" w:lastRow="0" w:firstColumn="0" w:lastColumn="0" w:noHBand="0" w:noVBand="0" w:val="0020"/>
       </w:tblPr>
       <w:tblGrid>
@@ -7303,7 +7399,11 @@
           <w:tblHeader w:val="on"/>
         </w:trPr>
         <w:tc>
-          <w:tcPr/>
+          <w:tcPr>
+            <w:tcBorders>
+              <w:bottom w:val="single" w:sz="8" w:space="0" w:color="000000"/>
+            </w:tcBorders>
+          </w:tcPr>
           <w:p>
             <w:pPr>
               <w:pStyle w:val="Compact"/>
@@ -7319,7 +7419,11 @@
           </w:p>
         </w:tc>
         <w:tc>
-          <w:tcPr/>
+          <w:tcPr>
+            <w:tcBorders>
+              <w:bottom w:val="single" w:sz="8" w:space="0" w:color="000000"/>
+            </w:tcBorders>
+          </w:tcPr>
           <w:p>
             <w:pPr>
               <w:pStyle w:val="Compact"/>
@@ -8322,6 +8426,14 @@
       <w:tblPr>
         <w:tblStyle w:val="Table"/>
         <w:tblW w:type="auto" w:w="0"/>
+        <w:tblBorders>
+          <w:top w:val="single" w:sz="12" w:space="0" w:color="000000"/>
+          <w:left w:val="none" w:sz="0" w:space="0" w:color="auto"/>
+          <w:bottom w:val="single" w:sz="12" w:space="0" w:color="000000"/>
+          <w:right w:val="none" w:sz="0" w:space="0" w:color="auto"/>
+          <w:insideH w:val="none" w:sz="0" w:space="0" w:color="auto"/>
+          <w:insideV w:val="none" w:sz="0" w:space="0" w:color="auto"/>
+        </w:tblBorders>
         <w:tblLook w:firstRow="1" w:lastRow="0" w:firstColumn="0" w:lastColumn="0" w:noHBand="0" w:noVBand="0" w:val="0020"/>
       </w:tblPr>
       <w:tblGrid>
@@ -8333,7 +8445,11 @@
           <w:tblHeader w:val="on"/>
         </w:trPr>
         <w:tc>
-          <w:tcPr/>
+          <w:tcPr>
+            <w:tcBorders>
+              <w:bottom w:val="single" w:sz="8" w:space="0" w:color="000000"/>
+            </w:tcBorders>
+          </w:tcPr>
           <w:p>
             <w:pPr>
               <w:pStyle w:val="Compact"/>
@@ -8349,7 +8465,11 @@
           </w:p>
         </w:tc>
         <w:tc>
-          <w:tcPr/>
+          <w:tcPr>
+            <w:tcBorders>
+              <w:bottom w:val="single" w:sz="8" w:space="0" w:color="000000"/>
+            </w:tcBorders>
+          </w:tcPr>
           <w:p>
             <w:pPr>
               <w:pStyle w:val="Compact"/>
@@ -9218,6 +9338,14 @@
       <w:tblPr>
         <w:tblStyle w:val="Table"/>
         <w:tblW w:type="auto" w:w="0"/>
+        <w:tblBorders>
+          <w:top w:val="single" w:sz="12" w:space="0" w:color="000000"/>
+          <w:left w:val="none" w:sz="0" w:space="0" w:color="auto"/>
+          <w:bottom w:val="single" w:sz="12" w:space="0" w:color="000000"/>
+          <w:right w:val="none" w:sz="0" w:space="0" w:color="auto"/>
+          <w:insideH w:val="none" w:sz="0" w:space="0" w:color="auto"/>
+          <w:insideV w:val="none" w:sz="0" w:space="0" w:color="auto"/>
+        </w:tblBorders>
         <w:tblLook w:firstRow="1" w:lastRow="0" w:firstColumn="0" w:lastColumn="0" w:noHBand="0" w:noVBand="0" w:val="0020"/>
       </w:tblPr>
       <w:tblGrid>
@@ -9229,7 +9357,11 @@
           <w:tblHeader w:val="on"/>
         </w:trPr>
         <w:tc>
-          <w:tcPr/>
+          <w:tcPr>
+            <w:tcBorders>
+              <w:bottom w:val="single" w:sz="8" w:space="0" w:color="000000"/>
+            </w:tcBorders>
+          </w:tcPr>
           <w:p>
             <w:pPr>
               <w:pStyle w:val="Compact"/>
@@ -9245,7 +9377,11 @@
           </w:p>
         </w:tc>
         <w:tc>
-          <w:tcPr/>
+          <w:tcPr>
+            <w:tcBorders>
+              <w:bottom w:val="single" w:sz="8" w:space="0" w:color="000000"/>
+            </w:tcBorders>
+          </w:tcPr>
           <w:p>
             <w:pPr>
               <w:pStyle w:val="Compact"/>
@@ -9753,6 +9889,14 @@
       <w:tblPr>
         <w:tblStyle w:val="Table"/>
         <w:tblW w:type="auto" w:w="0"/>
+        <w:tblBorders>
+          <w:top w:val="single" w:sz="12" w:space="0" w:color="000000"/>
+          <w:left w:val="none" w:sz="0" w:space="0" w:color="auto"/>
+          <w:bottom w:val="single" w:sz="12" w:space="0" w:color="000000"/>
+          <w:right w:val="none" w:sz="0" w:space="0" w:color="auto"/>
+          <w:insideH w:val="none" w:sz="0" w:space="0" w:color="auto"/>
+          <w:insideV w:val="none" w:sz="0" w:space="0" w:color="auto"/>
+        </w:tblBorders>
         <w:tblLook w:firstRow="1" w:lastRow="0" w:firstColumn="0" w:lastColumn="0" w:noHBand="0" w:noVBand="0" w:val="0020"/>
       </w:tblPr>
       <w:tblGrid>
@@ -9764,7 +9908,11 @@
           <w:tblHeader w:val="on"/>
         </w:trPr>
         <w:tc>
-          <w:tcPr/>
+          <w:tcPr>
+            <w:tcBorders>
+              <w:bottom w:val="single" w:sz="8" w:space="0" w:color="000000"/>
+            </w:tcBorders>
+          </w:tcPr>
           <w:p>
             <w:pPr>
               <w:pStyle w:val="Compact"/>
@@ -9780,7 +9928,11 @@
           </w:p>
         </w:tc>
         <w:tc>
-          <w:tcPr/>
+          <w:tcPr>
+            <w:tcBorders>
+              <w:bottom w:val="single" w:sz="8" w:space="0" w:color="000000"/>
+            </w:tcBorders>
+          </w:tcPr>
           <w:p>
             <w:pPr>
               <w:pStyle w:val="Compact"/>
@@ -10252,6 +10404,14 @@
       <w:tblPr>
         <w:tblStyle w:val="Table"/>
         <w:tblW w:type="auto" w:w="0"/>
+        <w:tblBorders>
+          <w:top w:val="single" w:sz="12" w:space="0" w:color="000000"/>
+          <w:left w:val="none" w:sz="0" w:space="0" w:color="auto"/>
+          <w:bottom w:val="single" w:sz="12" w:space="0" w:color="000000"/>
+          <w:right w:val="none" w:sz="0" w:space="0" w:color="auto"/>
+          <w:insideH w:val="none" w:sz="0" w:space="0" w:color="auto"/>
+          <w:insideV w:val="none" w:sz="0" w:space="0" w:color="auto"/>
+        </w:tblBorders>
         <w:tblLook w:firstRow="1" w:lastRow="0" w:firstColumn="0" w:lastColumn="0" w:noHBand="0" w:noVBand="0" w:val="0020"/>
       </w:tblPr>
       <w:tblGrid>
@@ -10263,7 +10423,11 @@
           <w:tblHeader w:val="on"/>
         </w:trPr>
         <w:tc>
-          <w:tcPr/>
+          <w:tcPr>
+            <w:tcBorders>
+              <w:bottom w:val="single" w:sz="8" w:space="0" w:color="000000"/>
+            </w:tcBorders>
+          </w:tcPr>
           <w:p>
             <w:pPr>
               <w:pStyle w:val="Compact"/>
@@ -10279,7 +10443,11 @@
           </w:p>
         </w:tc>
         <w:tc>
-          <w:tcPr/>
+          <w:tcPr>
+            <w:tcBorders>
+              <w:bottom w:val="single" w:sz="8" w:space="0" w:color="000000"/>
+            </w:tcBorders>
+          </w:tcPr>
           <w:p>
             <w:pPr>
               <w:pStyle w:val="Compact"/>
@@ -10596,6 +10764,14 @@
       <w:tblPr>
         <w:tblStyle w:val="Table"/>
         <w:tblW w:type="auto" w:w="0"/>
+        <w:tblBorders>
+          <w:top w:val="single" w:sz="12" w:space="0" w:color="000000"/>
+          <w:left w:val="none" w:sz="0" w:space="0" w:color="auto"/>
+          <w:bottom w:val="single" w:sz="12" w:space="0" w:color="000000"/>
+          <w:right w:val="none" w:sz="0" w:space="0" w:color="auto"/>
+          <w:insideH w:val="none" w:sz="0" w:space="0" w:color="auto"/>
+          <w:insideV w:val="none" w:sz="0" w:space="0" w:color="auto"/>
+        </w:tblBorders>
         <w:tblLook w:firstRow="1" w:lastRow="0" w:firstColumn="0" w:lastColumn="0" w:noHBand="0" w:noVBand="0" w:val="0020"/>
       </w:tblPr>
       <w:tblGrid>
@@ -10607,7 +10783,11 @@
           <w:tblHeader w:val="on"/>
         </w:trPr>
         <w:tc>
-          <w:tcPr/>
+          <w:tcPr>
+            <w:tcBorders>
+              <w:bottom w:val="single" w:sz="8" w:space="0" w:color="000000"/>
+            </w:tcBorders>
+          </w:tcPr>
           <w:p>
             <w:pPr>
               <w:pStyle w:val="Compact"/>
@@ -10623,7 +10803,11 @@
           </w:p>
         </w:tc>
         <w:tc>
-          <w:tcPr/>
+          <w:tcPr>
+            <w:tcBorders>
+              <w:bottom w:val="single" w:sz="8" w:space="0" w:color="000000"/>
+            </w:tcBorders>
+          </w:tcPr>
           <w:p>
             <w:pPr>
               <w:pStyle w:val="Compact"/>
@@ -12233,7 +12417,9 @@
       </w:r>
     </w:p>
     <w:p>
-      <w:pPr/>
+      <w:pPr>
+        <w:spacing w:before="0" w:after="0"/>
+      </w:pPr>
       <w:r>
         <w:rPr>
           <w:rFonts w:hint="eastAsia" w:ascii="Times New Roman" w:hAnsi="Times New Roman" w:eastAsia="Times New Roman" w:cs="Times New Roman"/>
@@ -12386,6 +12572,14 @@
       <w:tblPr>
         <w:tblStyle w:val="Table"/>
         <w:tblW w:type="auto" w:w="0"/>
+        <w:tblBorders>
+          <w:top w:val="single" w:sz="12" w:space="0" w:color="000000"/>
+          <w:left w:val="none" w:sz="0" w:space="0" w:color="auto"/>
+          <w:bottom w:val="single" w:sz="12" w:space="0" w:color="000000"/>
+          <w:right w:val="none" w:sz="0" w:space="0" w:color="auto"/>
+          <w:insideH w:val="none" w:sz="0" w:space="0" w:color="auto"/>
+          <w:insideV w:val="none" w:sz="0" w:space="0" w:color="auto"/>
+        </w:tblBorders>
         <w:tblLook w:firstRow="1" w:lastRow="0" w:firstColumn="0" w:lastColumn="0" w:noHBand="0" w:noVBand="0" w:val="0020"/>
       </w:tblPr>
       <w:tblGrid>
@@ -12397,7 +12591,11 @@
           <w:tblHeader w:val="on"/>
         </w:trPr>
         <w:tc>
-          <w:tcPr/>
+          <w:tcPr>
+            <w:tcBorders>
+              <w:bottom w:val="single" w:sz="8" w:space="0" w:color="000000"/>
+            </w:tcBorders>
+          </w:tcPr>
           <w:p>
             <w:pPr>
               <w:pStyle w:val="Compact"/>
@@ -12413,7 +12611,11 @@
           </w:p>
         </w:tc>
         <w:tc>
-          <w:tcPr/>
+          <w:tcPr>
+            <w:tcBorders>
+              <w:bottom w:val="single" w:sz="8" w:space="0" w:color="000000"/>
+            </w:tcBorders>
+          </w:tcPr>
           <w:p>
             <w:pPr>
               <w:pStyle w:val="Compact"/>
@@ -12777,6 +12979,7 @@
     <w:p>
       <w:pPr>
         <w:pStyle w:val="FirstParagraph"/>
+        <w:spacing w:before="0" w:after="0"/>
       </w:pPr>
       <w:r>
         <w:rPr>
@@ -12838,6 +13041,7 @@
     <w:p>
       <w:pPr>
         <w:pStyle w:val="BodyText"/>
+        <w:spacing w:before="0" w:after="0"/>
       </w:pPr>
       <w:r>
         <w:rPr>
@@ -12867,6 +13071,7 @@
     <w:p>
       <w:pPr>
         <w:pStyle w:val="BodyText"/>
+        <w:spacing w:before="0" w:after="0"/>
       </w:pPr>
       <w:r>
         <w:rPr>
@@ -12884,6 +13089,7 @@
     <w:p>
       <w:pPr>
         <w:pStyle w:val="BodyText"/>
+        <w:spacing w:before="0" w:after="0"/>
       </w:pPr>
       <w:r>
         <w:rPr>
@@ -14376,6 +14582,14 @@
       <w:tblPr>
         <w:tblStyle w:val="Table"/>
         <w:tblW w:type="auto" w:w="0"/>
+        <w:tblBorders>
+          <w:top w:val="single" w:sz="12" w:space="0" w:color="000000"/>
+          <w:left w:val="none" w:sz="0" w:space="0" w:color="auto"/>
+          <w:bottom w:val="single" w:sz="12" w:space="0" w:color="000000"/>
+          <w:right w:val="none" w:sz="0" w:space="0" w:color="auto"/>
+          <w:insideH w:val="none" w:sz="0" w:space="0" w:color="auto"/>
+          <w:insideV w:val="none" w:sz="0" w:space="0" w:color="auto"/>
+        </w:tblBorders>
         <w:tblLook w:firstRow="1" w:lastRow="0" w:firstColumn="0" w:lastColumn="0" w:noHBand="0" w:noVBand="0" w:val="0020"/>
       </w:tblPr>
       <w:tblGrid>
@@ -14387,7 +14601,11 @@
           <w:tblHeader w:val="on"/>
         </w:trPr>
         <w:tc>
-          <w:tcPr/>
+          <w:tcPr>
+            <w:tcBorders>
+              <w:bottom w:val="single" w:sz="8" w:space="0" w:color="000000"/>
+            </w:tcBorders>
+          </w:tcPr>
           <w:p>
             <w:pPr>
               <w:pStyle w:val="Compact"/>
@@ -14403,7 +14621,11 @@
           </w:p>
         </w:tc>
         <w:tc>
-          <w:tcPr/>
+          <w:tcPr>
+            <w:tcBorders>
+              <w:bottom w:val="single" w:sz="8" w:space="0" w:color="000000"/>
+            </w:tcBorders>
+          </w:tcPr>
           <w:p>
             <w:pPr>
               <w:pStyle w:val="Compact"/>
@@ -14687,6 +14909,7 @@
     <w:p>
       <w:pPr>
         <w:pStyle w:val="FirstParagraph"/>
+        <w:spacing w:before="0" w:after="0"/>
       </w:pPr>
       <w:r>
         <w:rPr>
@@ -14704,6 +14927,7 @@
     <w:p>
       <w:pPr>
         <w:pStyle w:val="BodyText"/>
+        <w:spacing w:before="0" w:after="0"/>
       </w:pPr>
       <w:r>
         <w:rPr>
@@ -14757,6 +14981,7 @@
     <w:p>
       <w:pPr>
         <w:pStyle w:val="BodyText"/>
+        <w:spacing w:before="0" w:after="0"/>
       </w:pPr>
       <w:r>
         <w:rPr>
@@ -14786,6 +15011,7 @@
     <w:p>
       <w:pPr>
         <w:pStyle w:val="BodyText"/>
+        <w:spacing w:before="0" w:after="0"/>
       </w:pPr>
       <w:r>
         <w:rPr>
@@ -22325,7 +22551,7 @@
     <ns0:rPr>
       <ns0:rFonts ns0:ascii="Times New Roman" ns0:cs="Times New Roman" ns0:eastAsia="SimHei" ns0:hAnsi="Times New Roman"/>
       <ns0:b/>
-      <ns0:color ns0:val="17324D"/>
+      <ns0:color ns0:val="000000"/>
       <ns0:sz ns0:val="44"/>
       <ns0:szCs ns0:val="56"/>
     </ns0:rPr>
@@ -22467,7 +22693,7 @@
     <ns0:rPr>
       <ns0:rFonts ns0:ascii="Times New Roman" ns0:cs="Times New Roman" ns0:eastAsia="SimHei" ns0:hAnsi="Times New Roman"/>
       <ns0:b/>
-      <ns0:color ns0:val="17324D"/>
+      <ns0:color ns0:val="000000"/>
       <ns0:sz ns0:val="32"/>
       <ns0:szCs ns0:val="40"/>
     </ns0:rPr>
@@ -22491,7 +22717,7 @@
     <ns0:rPr>
       <ns0:rFonts ns0:ascii="Times New Roman" ns0:cs="Times New Roman" ns0:eastAsia="SimHei" ns0:hAnsi="Times New Roman"/>
       <ns0:b/>
-      <ns0:color ns0:val="17324D"/>
+      <ns0:color ns0:val="000000"/>
       <ns0:sz ns0:val="28"/>
       <ns0:szCs ns0:val="32"/>
     </ns0:rPr>
@@ -22515,7 +22741,7 @@
     <ns0:rPr>
       <ns0:rFonts ns0:ascii="Times New Roman" ns0:cs="Times New Roman" ns0:eastAsia="SimHei" ns0:hAnsi="Times New Roman"/>
       <ns0:b/>
-      <ns0:color ns0:val="17324D"/>
+      <ns0:color ns0:val="000000"/>
       <ns0:sz ns0:val="25"/>
       <ns0:szCs ns0:val="28"/>
     </ns0:rPr>
